--- a/docs/UGC-Flow-软件操作说明.docx
+++ b/docs/UGC-Flow-软件操作说明.docx
@@ -44,7 +44,7 @@
           <w:color w:val="68727A"/>
           <w:sz w:val="21"/>
         </w:rPr>
-        <w:t>Mac 版 1.3.0  ·  Codex / Claude 智能体 + 图片与视频 API</w:t>
+        <w:t>Mac 版 1.3.1  ·  Codex / Claude 智能体 + 图片与视频 API</w:t>
       </w:r>
     </w:p>
     <w:p>
@@ -64,7 +64,7 @@
           <w:color w:val="20292F"/>
           <w:sz w:val="20"/>
         </w:rPr>
-        <w:t>版本：1.3.0（Mac Apple Silicon）</w:t>
+        <w:t>版本：1.3.1（Mac Apple Silicon）</w:t>
       </w:r>
     </w:p>
     <w:p>
@@ -113,7 +113,7 @@
           <w:color w:val="8A2D25"/>
           <w:sz w:val="18"/>
         </w:rPr>
-        <w:t>UGC-Flow-Mac-1.3.0-arm64.dmg</w:t>
+        <w:t>UGC-Flow-Mac-1.3.1-arm64.dmg</w:t>
       </w:r>
       <w:r>
         <w:rPr>
